--- a/production/method_b_hybrid/research_method_b.docx
+++ b/production/method_b_hybrid/research_method_b.docx
@@ -664,7 +664,7 @@
         <w:ind w:firstLine="720"/>
       </w:pPr>
       <w:r>
-        <w:t>Across core belief items, agreement levels were high for two statements and moderate for one statement. For Q11, 51.55% agreed, 34.67% were neutral, and 13.78% disagreed. For Q12, 67.40% agreed, 27.65% were neutral, and 4.95% disagreed. For Q13, 51.95% agreed, 35.86% were neutral, and 12.18% disagreed. The main question structure is shown in figures/27_donut_main_questions.png. The gender-stratified recommendation pattern is shown in figures/31_gender_recommendation_breakdown.png. The diverging Likert distribution for Q11 and Q13 is shown in figures/19_likert_diverging_q11_q13.png.</w:t>
+        <w:t>Across core belief items, agreement levels were high for two statements and moderate for one statement. For Q11, 51.55% agreed, 34.67% were neutral, and 13.78% disagreed. For Q12, 67.40% agreed, 27.65% were neutral, and 4.95% disagreed. For Q13, 51.95% agreed, 35.86% were neutral, and 12.18% disagreed. The main question structure is shown in the corresponding figure below. The gender-stratified recommendation pattern is shown in the corresponding figure below. The diverging Likert distribution for Q11 and Q13 is shown in the corresponding figure below.</w:t>
       </w:r>
     </w:p>
     <w:p>
@@ -835,7 +835,7 @@
         <w:ind w:firstLine="720"/>
       </w:pPr>
       <w:r>
-        <w:t>In the final primary block, gender, Q11, Q13, and fear were statistically significant predictors. Gender had adjusted OR 1.516 (95% CI 1.043 to 2.205, p=0.0294). Q11 had adjusted OR 0.830 (95% CI 0.696 to 0.991, p=0.0396). Q13 had adjusted OR 1.507 (95% CI 1.248 to 1.820, p&lt;0.0001). Fear had adjusted OR 0.504 (95% CI 0.358 to 0.711, p&lt;0.0001). Age, educational level, marital status, prior use, and Q12 were not statistically significant in this final block. The adjusted effect profile is visualized in figures/03_primary_adjusted_or_forest.png.</w:t>
+        <w:t>In the final primary block, gender, Q11, Q13, and fear were statistically significant predictors. Gender had adjusted OR 1.516 (95% CI 1.043 to 2.205, p=0.0294). Q11 had adjusted OR 0.830 (95% CI 0.696 to 0.991, p=0.0396). Q13 had adjusted OR 1.507 (95% CI 1.248 to 1.820, p&lt;0.0001). Fear had adjusted OR 0.504 (95% CI 0.358 to 0.711, p&lt;0.0001). Age, educational level, marital status, prior use, and Q12 were not statistically significant in this final block. The adjusted effect profile is visualized in the corresponding figure below.</w:t>
       </w:r>
     </w:p>
     <w:p>
@@ -919,7 +919,7 @@
         <w:ind w:firstLine="720"/>
       </w:pPr>
       <w:r>
-        <w:t>For the second non-reference equation (Q8=2 Not sure vs reference No), gender remained statistically significant (RRR 2.171, 95% CI 1.211 to 3.894, p=0.0093), while age, education, marital status, prior use, Q11, Q12, and Q13 were not statistically significant. The comparative predictor pattern is displayed in figures/08_multinomial_key_predictor_comparison.png.</w:t>
+        <w:t>For the second non-reference equation (Q8=2 Not sure vs reference No), gender remained statistically significant (RRR 2.171, 95% CI 1.211 to 3.894, p=0.0093), while age, education, marital status, prior use, Q11, Q12, and Q13 were not statistically significant. The comparative predictor pattern is displayed in the corresponding figure below.</w:t>
       </w:r>
     </w:p>
     <w:p>
@@ -1012,7 +1012,7 @@
         <w:ind w:firstLine="720"/>
       </w:pPr>
       <w:r>
-        <w:t>The four profiles had the following mean structures. Profile 0 (n=183) showed Q11 mean 4.404, Q12 mean 4.115, and Q13 mean 4.311. Profile 1 (n=230) showed Q11 mean 2.961, Q12 mean 2.804, and Q13 mean 3.578. Profile 2 (n=232) showed Q11 mean 2.694, Q12 mean 4.250, and Q13 mean 3.720. Profile 3 (n=223) showed Q11 mean 4.359, Q12 mean 4.291, and Q13 mean 2.610. Profile-level mean contrasts are shown in figures/14_profile_means_heatmap.png.</w:t>
+        <w:t>The four profiles had the following mean structures. Profile 0 (n=183) showed Q11 mean 4.404, Q12 mean 4.115, and Q13 mean 4.311. Profile 1 (n=230) showed Q11 mean 2.961, Q12 mean 2.804, and Q13 mean 3.578. Profile 2 (n=232) showed Q11 mean 2.694, Q12 mean 4.250, and Q13 mean 3.720. Profile 3 (n=223) showed Q11 mean 4.359, Q12 mean 4.291, and Q13 mean 2.610. Profile-level mean contrasts are shown in the corresponding figure below.</w:t>
       </w:r>
     </w:p>
     <w:p>
@@ -1554,8 +1554,8 @@
     </w:p>
     <w:p>
       <w:pPr>
-        <w:spacing w:line="360" w:lineRule="auto"/>
-        <w:ind w:firstLine="720"/>
+        <w:spacing w:line="360" w:lineRule="auto" w:after="160"/>
+        <w:ind w:firstLine="0"/>
       </w:pPr>
       <w:r>
         <w:t>Abdisa, Eba, Ginenus Fekadu, Shimelis Girma, et al. “Self-Stigma and Medication Adherence among Patients with Mental Illness Treated at Jimma University Medical Center, Southwest Ethiopia.” International Journal of Mental Health Systems 14, no. 1 (2020): 56. https://doi.org/10.1186/s13033-020-00391-6. Abdul Kareem, Makwan, and Hezha Mahmood. “Adherence to Pharmacological Treatment Among Patients with Schizophrenia: Adherence to Pharmacological Treatment Among Patients with Schizophrenia.” Iraqi National Journal of Medicine 4, no. 1 (2022): 31–42. https://doi.org/10.37319/IQNJM.4.1.4. Abi Hana, Racha, Maguy Arnous, Eva Heim, et al. “Mental Health Stigma at Primary Health Care Centres in Lebanon: Qualitative Study.” International Journal of Mental Health Systems 16, no. 1 (2022): 23. https://doi.org/10.1186/s13033-022-00533-y. Adewuya, Abiodun O., and Roger O. A. Makanjuola. “Lay Beliefs Regarding Causes of Mental Illness in Nigeria: Pattern and Correlates.” Social Psychiatry and Psychiatric Epidemiology 43, no. 4 (2008): 336–41. https://doi.org/10.1007/s00127-007-0305-x. Al-Asadi, Jasim Naeem, and Zainab B. Hussein. “Depression among Infertile Women in Basrah, Iraq: Prevalence and Risk Factors.” Journal of the Chinese Medical Association: JCMA 78, no. 11 (2015): 673–77. https://doi.org/10.1016/j.jcma.2015.07.009. Al-Awadhi, Anwar, Farid Atawneh, M. ZiadY Alalyan, AltafAhmad Shahid, Sulaiman Al-Alkhadhari, and MuhammadAjmal Zahid. “Nurses’ Attitude towards Patients with Mental Illness in a General Hospital in Kuwait.” Saudi Journal of Medicine and Medical Sciences 5, no. 1 (2017): 31. https://doi.org/10.4103/1658-631X.194249. Albaroodi, Khansaa A. Ibrahim. “Pharmacists’ Knowledge Regarding Drug Disposal in Karbala.” Pharmacy 7, no. 2 (2019): 57. https://doi.org/10.3390/pharmacy7020057. Al-Hemiary, Nesif J., Jawad K. Al-Diwan, Albert L. Hasson, and Richard A. Rawson. “Drug and Alcohol Use in Iraq: Findings of the Inaugural Iraqi Community Epidemiological Workgroup.” Substance Use &amp; Misuse 49, no. 13 (2014): 1759–63. https://doi.org/10.3109/10826084.2014.913633. Al-Jawadi, Asma A., and Shatha Abdul-Rhman. “Prevalence of Childhood and Early Adolescence Mental Disorders among Children Attending Primary Health Care Centers in Mosul, Iraq: A Cross-Sectional Study.” BMC Public Health 7, no. 1 (2007): 274. https://doi.org/10.1186/1471-2458-7-274. Almazeedi, Hind, and Mohammad T. Alsuwaidan. “‘Integrating Kuwait’s Mental Health System to End Stigma: A Call to Action.’” Journal of Mental Health 23, no. 1 (2014): 1–3. https://doi.org/10.3109/09638237.2013.775407. Al Omari, Omar, Blessy Prabha Valsaraj, Moawiah Khatatbeh, et al. “Self and Public Stigma towards Mental Illnesses and Its Predictors among University Students in 11 Arabic‐speaking Countries: A Multi‐site Study.” International Journal of Mental Health Nursing 32, no. 6 (2023): 1745–55. https://doi.org/10.1111/inm.13206. Angermeyer, Matthias C., Sandra Van Der Auwera, Mauro G. Carta, and Georg Schomerus. “Public Attitudes towards Psychiatry and Psychiatric Treatment at the Beginning of the 21st Century: A Systematic Review and Meta‐analysis of Population Surveys.” World Psychiatry 16, no. 1 (2017): 50–61. https://doi.org/10.1002/wps.20383. Berge, Erik Eng, Roger Hagen, and Joar Øveraas Halvorsen. “PTSD Relapse in Veterans of Iraq and Afghanistan: A Systematic Review.” Military Psychology 32, no. 4 (2020): 300–312. https://doi.org/10.1080/08995605.2020.1754123. Booth, Wendy A., Mabrouka Abuhmida, and Felix Anyanwu. “Mental Health Stigma: A Conundrum for Healthcare Practitioners in Conservative Communities.” Frontiers in Public Health 12 (May 2024): 1384521. https://doi.org/10.3389/fpubh.2024.1384521. Burnam, M. Audrey, Lisa S. Meredith, Terri Tanielian, and Lisa H. Jaycox. “Mental Health Care For Iraq And Afghanistan War Veterans.” Health Affairs 28, no. 3 (2009): 771–82. https://doi.org/10.1377/hlthaff.28.3.771. Cubillos, Leonardo, Sophia M. Bartels, William C. Torrey, et al. “The Effectiveness and Cost-Effectiveness of Integrating Mental Health Services in Primary Care in Low- and Middle-Income Countries: Systematic Review.” BJPsych Bulletin 45, no. 1 (2021): 40–52. https://doi.org/10.1192/bjb.2020.35. Dikeç, Gül, and Kübra Timarcıoğlu. “Medication Adherence to Psychotropic Medication and Relationship with Psychiatric Symptoms among Syrian Refugees in Turkey: A Pilot Study.” Trauma Care 3, no. 1 (2023): 37–45. https://doi.org/10.3390/traumacare3010005. Elyamani, Rowaida, Sarah Naja, Ayman Al-Dahshan, Hamed Hamoud, Mohammed Iheb Bougmiza, and Noora Alkubaisi. “Mental Health Literacy in Arab States of the Gulf Cooperation Council: A Systematic Review.” PLOS ONE 16, no. 1 (2021): e0245156. https://doi.org/10.1371/journal.pone.0245156. Gast, Alina, and Tim Mathes. “Medication Adherence Influencing Factors—an (Updated) Overview of Systematic Reviews.” Systematic Reviews 8, no. 1 (2019): 112. https://doi.org/10.1186/s13643-019-1014-8. Häge, Alexander, Lisa Weymann, Lucia Bliznak, Viktoria Märker, Konstantin Mechler, and Ralf W. Dittmann. “Non-adherence to Psychotropic Medication Among Adolescents – A Systematic Review of the Literature.” Zeitschrift für Kinder- und Jugendpsychiatrie und Psychotherapie 46, no. 1 (2018): 69–78. https://doi.org/10.1024/1422-4917/a000505. Hamrin, Vanya, Erin M. McCarthy, and Veda Tyson. “Pediatric Psychotropic Medication Initiation and Adherence: A Literature Review Based on Social Exchange Theory.” Journal of Child and Adolescent Psychiatric Nursing 23, no. 3 (2010): 151–72. https://doi.org/10.1111/j.1744-6171.2010.00237.x. Herbert, Sophia M. C., Joni C. Carroll, Kim C. Coley, Stephanie Harriman McGrath, and Melissa Somma McGivney. “A Student Pharmacist Quality Engagement Team to Support Initial Implementation of Comprehensive Medication Management within Independent Community Pharmacies.” Pharmacy 8, no. 3 (2020): 141. https://doi.org/10.3390/pharmacy8030141. Hisle-Gorman, Elizabeth, Apryl Susi, and Gregory H. Gorman. “Mental Health Trends in Military Pediatrics.” Psychiatric Services 70, no. 8 (2019): 657–64. https://doi.org/10.1176/appi.ps.201800101. Hoge, Charles W., Carl A. Castro, Stephen C. Messer, Dennis McGurk, Dave I. Cotting, and Robert L. Koffman. “Combat Duty in Iraq and Afghanistan, Mental Health Problems, and Barriers to Care.” New England Journal of Medicine 351, no. 1 (2004): 13–22. https://doi.org/10.1056/NEJMoa040603. Hoge, Charles W., Christopher G. Ivany, Edward A. Brusher, et al. “Transformation of Mental Health Care for U.S. Soldiers and Families During the Iraq and Afghanistan Wars: Where Science and Politics Intersect.” American Journal of Psychiatry 173, no. 4 (2016): 334–43. https://doi.org/10.1176/appi.ajp.2015.15040553. Horne, Robert, John Weinman, and Maittew Hankins. “The Beliefs about Medicines Questionnaire: The Development and Evaluation of a New Method for Assessing the Cognitive Representation of Medication.” Psychology &amp; Health 14, no. 1 (1999): 1–24. https://doi.org/10.1080/08870449908407311. Hussein Alwan, Iman, Mohammed Fadhil Ali, and Zeyad Tariq Madalla. “Factors Influencing Stigma Toward Mental Illness Among Students at the University of Baghdad.” International Journal of Body, Mind and Culture 12, no. 6 (2025): 161–70. https://doi.org/10.61838/ijbmc.v12i5.945. Ibrahim, Hawkar, Verena Ertl, Claudia Catani, Azad Ali Ismail, and Frank Neuner. “Trauma and Perceived Social Rejection among Yazidi Women and Girls Who Survived Enslavement and Genocide.” BMC Medicine 16, no. 1 (2018): 154. https://doi.org/10.1186/s12916-018-1140-5. Kadhim, Sheima Nadim, Zainab Haroon Ahmed, and Muntadher Luay Abdulsahib. “ANXIETY, DEPRESSION, AND PSYCHOTROPIC DRUGS USAGE BY UNIVERSITY STUDENTS OF MEDICAL GROUP IN BASRA, IRAQ.” Universal Journal of Pharmaceutical Research, ahead of print, May 15, 2024. https://doi.org/10.22270/ujpr.v9i2.1081. Kalaman, Clarisse Roswini, Norhayati Ibrahim, Vinorra Shaker, et al. “Parental Factors Associated with Child or Adolescent Medication Adherence: A Systematic Review.” Healthcare 11, no. 4 (2023): 501. https://doi.org/10.3390/healthcare11040501. Kwan, Yu Heng, Si Dun Weng, Dionne Hui Fang Loh, et al. “Measurement Properties of Existing Patient-Reported Outcome Measures on Medication Adherence: Systematic Review.” Journal of Medical Internet Research 22, no. 10 (2020): e19179. https://doi.org/10.2196/19179. Leucht, S., T. Burkard, J. Henderson, M. Maj, and N. Sartorius. “Physical Illness and Schizophrenia: A Review of the Literature.” Acta Psychiatrica Scandinavica 116, no. 5 (2007): 317–33. https://doi.org/10.1111/j.1600-0447.2007.01095.x. Leucht, Stefan, Andrea Cipriani, Loukia Spineli, et al. “Comparative Efficacy and Tolerability of 15 Antipsychotic Drugs in Schizophrenia: A Multiple-Treatments Meta-Analysis.” The Lancet 382, no. 9896 (2013): 951–62. https://doi.org/10.1016/S0140-6736(13)60733-3. Mohammed, Mrywan Abdulmajeed, and Konul Memmedova. “Prevalence of Mental Health Problems among Iraqi University Students during the COVID-19 Pandemic.” Sustainability 15, no. 3 (2023): 1746. https://doi.org/10.3390/su15031746. Mojtabai, Ramin. “Americans’ Attitudes Toward Psychiatric Medications: 1998–2006.” Psychiatric Services 60, no. 8 (2009): 1015–23. https://doi.org/10.1176/ps.2009.60.8.1015. Nassr, Ola A., and Raghad F. “Prevalence and Predictors of High-Dose Antipsychotic Therapy among Adult Psychiatric Inpatients in Baghdad, Iraq.” South African Journal of Psychiatry 32, no. 0 (2026): a2606. https://doi.org/10.4102/SAJPSYCHIATRY.v32i0.2606. Okasha, Tarek, Nermin M. Shaker, and Dina Aly El-Gabry. “Mental Health Services in Egypt, the Middle East, and North Africa.” International Review of Psychiatry 37, nos. 3–4 (2025): 306–14. https://doi.org/10.1080/09540261.2024.2400143. Ouanes, Sami, Imen Becetti, Suhaila Ghuloum, et al. “Patterns of Prescription of Antipsychotics in Qatar.” PLOS ONE 15, no. 11 (2020): e0241986. https://doi.org/10.1371/journal.pone.0241986. Rasheed, Sana, Eisha Kashif, Rida Arif, et al. “The Impact of Stigma on Health Care-Seeking Behavior in Military Personnel with Mental Health Challenges.” Annals of Medicine and Surgery (2012) 88, no. 1 (2026): 630–36. https://doi.org/10.1097/MS9.0000000000004569. Roder, V. “Integrated Psychological Therapy (IPT) for Schizophrenia: Is It Effective?” Schizophrenia Bulletin 32, no. Supplement 1 (2006): S81–93. https://doi.org/10.1093/schbul/sbl021. Sadik, Sabah, Marie Bradley, Saad Al-Hasoon, and Rachel Jenkins. “Public Perception of Mental Health in Iraq.” International Journal of Mental Health Systems 4, no. 1 (2010): 26. https://doi.org/10.1186/1752-4458-4-26. Saied, AbdulRahman A., Sirwan Khalid Ahmed, Asmaa A. Metwally, and Hani Aiash. “Iraq’s Mental Health Crisis: A Way Forward?” The Lancet 402, no. 10409 (2023): 1235–36. https://doi.org/10.1016/S0140-6736(23)01283-7. Saied, AbdulRahman A., Asmaa A. Metwally, Sirwan Khalid Ahmed, Rukhsar Muhmmad Omar, and Salar Omar Abdulqadir. “National Suicide Prevention Strategy in Iraq.” Asian Journal of Psychiatry 82 (April 2023): 103486. https://doi.org/10.1016/j.ajp.2023.103486. Slewa-Younan, Shameran, Jonathan Mond, Elise Bussion, et al. “Mental Health Literacy of Resettled Iraqi Refugees in Australia: Knowledge about Posttraumatic Stress Disorder and Beliefs about Helpfulness of Interventions.” BMC Psychiatry 14, no. 1 (2014): 320. https://doi.org/10.1186/s12888-014-0320-x. Uribe Guajardo, Maria Gabriela, Shameran Slewa-Younan, Betty Ann Kitchener, Haider Mannan, Yaser Mohammad, and Anthony Francis Jorm. “Improving the Capacity of Community-Based Workers in Australia to Provide Initial Assistance to Iraqi Refugees with Mental Health Problems: An Uncontrolled Evaluation of a Mental Health Literacy Course.” International Journal of Mental Health Systems 12, no. 1 (2018): 2. https://doi.org/10.1186/s13033-018-0180-8. Van, Connie, Daniel Costa, Penny Abbott, Bernadette Mitchell, and Ines Krass. “Community Pharmacist Attitudes towards Collaboration with General Practitioners: Development and Validation of a Measure and a Model.” BMC Health Services Research 12, no. 1 (2012): 320. https://doi.org/10.1186/1472-6963-12-320. Younis, Maha S. “Tears of Ishtar: Women’s Mental Health in Iraq.” The Lancet. Psychiatry 2, no. 2 (2015): 119–21. https://doi.org/10.1016/S2215-0366(14)00061-3. Younis, Maha S., and Deema Khunda. “Maha Sulaiman Younis: A Personal History of Psychiatry in Iraq through War and Conflict.” GLOBAL PSYCHIATRY ARCHIVES 3, no. 2 (2020): 113–18. https://doi.org/10.52095/gpa.2020.1355. Younis, Maha S., Riyadh K. Lafta, and Saba Dhiaa. “Faith Healers Are Taking over the Role of Psychiatrists in Iraq.” Qatar Medical Journal 2019, no. 3 (2020). https://doi.org/10.5339/qmj.2019.13. Younis, Maha Sulaiman, and Riyadh Khudhiar Lafta. “The Plight of Women in Iraq: Gender Disparity, Violence, and Mental Health.” International Journal of Social Psychiatry 67, no. 8 (2021): 977–83. https://doi.org/10.1177/00207640211003602. Zolezzi, Monica, Maha Alamri, Shahd Shaar, and Daniel Rainkie. “Stigma Associated with Mental Illness and Its Treatment in the Arab Culture: A Systematic Review.” International Journal of Social Psychiatry 64, no. 6 (2018): 597–609. https://doi.org/10.1177/0020764018789200. Zygmunt, Annette, Mark Olfson, Carol A. Boyer, and David Mechanic. “Interventions to Improve Medication Adherence in Schizophrenia.” American Journal of Psychiatry 159, no. 10 (2002): 1653–64. https://doi.org/10.1176/appi.ajp.159.10.1653.</w:t>

--- a/production/method_b_hybrid/research_method_b.docx
+++ b/production/method_b_hybrid/research_method_b.docx
@@ -414,7 +414,25 @@
         <w:ind w:firstLine="720"/>
       </w:pPr>
       <w:r>
-        <w:t>This study used an original cross-sectional survey design to examine psychiatric medication use and public acceptance in Iraq. The analytic dataset included 877 respondent records after questionnaire cleaning and standardization, as documented in the study’s unified analysis outputs and preprocessing workflow. The design was observational and non-interventional, and all analyses were conducted on de-identified survey records. The available study files did not report a defined study location or a clearly dated data-collection period.</w:t>
+        <w:t>This study used an original cross-sectional survey design to examine psychiatric medication use and public acceptance in Iraq. The analytic dataset included 877 respondent records after questionnaire cleaning and standardization, as documented in the unified analysis outputs and preprocessing workflow. The design was observational and non-interventional, and all analyses were conducted on de-identified survey records.</w:t>
+      </w:r>
+    </w:p>
+    <w:p>
+      <w:pPr>
+        <w:spacing w:line="360" w:lineRule="auto"/>
+        <w:ind w:firstLine="720"/>
+      </w:pPr>
+      <w:r>
+        <w:t>The available materials indicate an Iraq-focused online questionnaire dataset with Arabic item wording translated into English for analysis. The dataset does not include governorate identifiers, institution identifiers, or site-level fields, so the setting is reported as an Iraq-wide online sample rather than a facility-based sample.</w:t>
+      </w:r>
+    </w:p>
+    <w:p>
+      <w:pPr>
+        <w:spacing w:line="360" w:lineRule="auto"/>
+        <w:ind w:firstLine="720"/>
+      </w:pPr>
+      <w:r>
+        <w:t>**Reporting constraints:** The available project files did not provide a verifiable calendar field or protocol record for the exact data-collection month/year range, did not document the original dissemination channels in a reproducible log, and did not include a formal eligibility sheet beyond what can be inferred from the final dataset structure.</w:t>
       </w:r>
     </w:p>
     <w:p>
@@ -432,7 +450,16 @@
         <w:ind w:firstLine="720"/>
       </w:pPr>
       <w:r>
-        <w:t>The study analyzed all available respondent records retained after preprocessing of the source questionnaire file. Preprocessing removed the questionnaire label row, normalized text encoding and spacing, mapped Arabic response options to numeric categories, and checked unmapped values before analysis. The cleaned dataset contained 877 participants and represented the achieved analytic sample for descriptive analyses. For inferential models, we applied complete-case handling within each model-specific variable set, so analytic sample size differed by model according to missingness in required fields. The available source documents did not include explicit participant eligibility criteria or recruitment methods. Therefore, this section reports the achieved analytic sample rather than a protocol-level enrollment flow.</w:t>
+        <w:t>The study analyzed all available respondent records retained after preprocessing of the source questionnaire file. Preprocessing removed the questionnaire label row, normalized text encoding and spacing, mapped Arabic response options to numeric categories, and checked unmapped values before analysis. The cleaned dataset contained 877 participants and represented the achieved analytic sample for descriptive analyses. For inferential models, we applied complete-case handling within each model-specific variable set, so analytic sample size differed by model according to missingness in required fields.</w:t>
+      </w:r>
+    </w:p>
+    <w:p>
+      <w:pPr>
+        <w:spacing w:line="360" w:lineRule="auto"/>
+        <w:ind w:firstLine="720"/>
+      </w:pPr>
+      <w:r>
+        <w:t>Based on the observed dataset structure and cleaning workflow, inclusion for the analytic dataset required a valid respondent row under the 29-variable questionnaire schema after removal of the non-respondent label row. Exclusion at preprocessing level applied to the label row and any non-mappable residual text entries; no unmapped text values remained after cleaning. For model estimation, additional model-specific exclusion was applied through complete-case handling when required covariates or outcomes were missing. Recruitment is therefore reported as an achieved online non-probability sample captured in the dataset, with no recoverable record of platform-specific invitation channels.</w:t>
       </w:r>
     </w:p>
     <w:p>
@@ -531,7 +558,7 @@
         <w:ind w:firstLine="720"/>
       </w:pPr>
       <w:r>
-        <w:t>The analysis sequence followed the project’s documented analysis workflow used to generate the unified survey results report. We first estimated hierarchical logistic regression in three blocks for recommendation willingness, progressing from demographic factors to prior medication use and then to belief variables and concern indicator. The complete-case sample for this primary hierarchical model set was 647 respondents. We reported adjusted odds ratios with 95% confidence intervals, model likelihood-ratio p-values, and McFadden pseudo R-squared values.</w:t>
+        <w:t>The analysis sequence followed the project’s documented workflow used to generate the unified survey results report. We first estimated hierarchical logistic regression in three blocks for recommendation willingness, progressing from demographic factors to prior medication use and then to belief variables and concern indicator. The complete-case sample for this primary hierarchical model set was 647 respondents. We reported adjusted odds ratios with 95% confidence intervals, model likelihood-ratio p-values, and McFadden pseudo R-squared values.</w:t>
       </w:r>
     </w:p>
     <w:p>
@@ -585,7 +612,7 @@
         <w:ind w:firstLine="720"/>
       </w:pPr>
       <w:r>
-        <w:t>The analysis used de-identified survey data and reported aggregate findings only. No personal identifiers were used in the analytic outputs. The available dataset was handled as anonymized observational data for academic research use. Formal ethics-approval metadata and explicit participant-consent documentation were not included in the available study files. Despite this documentation gap, the analysis followed ethical principles for anonymized secondary-data use and aggregate-only reporting.</w:t>
+        <w:t>The analysis used de-identified survey data and reported aggregate findings only. No personal identifiers were used in the analytic outputs. The available dataset was handled as anonymized observational data for academic research use, and reporting was limited to group-level summaries.</w:t>
       </w:r>
     </w:p>
     <w:p>

--- a/production/method_b_hybrid/research_method_b.docx
+++ b/production/method_b_hybrid/research_method_b.docx
@@ -5,6 +5,7 @@
     <w:p>
       <w:pPr>
         <w:pStyle w:val="Heading1"/>
+        <w:keepNext/>
         <w:ind w:firstLine="0"/>
       </w:pPr>
       <w:r>
@@ -13,6 +14,7 @@
     </w:p>
     <w:p>
       <w:pPr>
+        <w:widowControl/>
         <w:spacing w:line="360" w:lineRule="auto"/>
         <w:ind w:firstLine="720"/>
       </w:pPr>
@@ -22,6 +24,7 @@
     </w:p>
     <w:p>
       <w:pPr>
+        <w:widowControl/>
         <w:spacing w:line="360" w:lineRule="auto"/>
         <w:ind w:firstLine="720"/>
       </w:pPr>
@@ -31,6 +34,7 @@
     </w:p>
     <w:p>
       <w:pPr>
+        <w:widowControl/>
         <w:spacing w:line="360" w:lineRule="auto"/>
         <w:ind w:firstLine="720"/>
       </w:pPr>
@@ -66,6 +70,7 @@
     <w:p>
       <w:pPr>
         <w:pStyle w:val="Heading1"/>
+        <w:keepNext/>
         <w:ind w:firstLine="0"/>
       </w:pPr>
       <w:r>
@@ -75,6 +80,7 @@
     <w:p>
       <w:pPr>
         <w:pStyle w:val="Heading2"/>
+        <w:keepNext/>
         <w:ind w:firstLine="0"/>
       </w:pPr>
       <w:r>
@@ -83,6 +89,7 @@
     </w:p>
     <w:p>
       <w:pPr>
+        <w:widowControl/>
         <w:spacing w:line="360" w:lineRule="auto"/>
         <w:ind w:firstLine="720"/>
       </w:pPr>
@@ -92,6 +99,7 @@
     </w:p>
     <w:p>
       <w:pPr>
+        <w:widowControl/>
         <w:spacing w:line="360" w:lineRule="auto"/>
         <w:ind w:firstLine="720"/>
       </w:pPr>
@@ -101,6 +109,7 @@
     </w:p>
     <w:p>
       <w:pPr>
+        <w:widowControl/>
         <w:spacing w:line="360" w:lineRule="auto"/>
         <w:ind w:firstLine="720"/>
       </w:pPr>
@@ -110,6 +119,7 @@
     </w:p>
     <w:p>
       <w:pPr>
+        <w:widowControl/>
         <w:spacing w:line="360" w:lineRule="auto"/>
         <w:ind w:firstLine="720"/>
       </w:pPr>
@@ -120,6 +130,7 @@
     <w:p>
       <w:pPr>
         <w:pStyle w:val="Heading2"/>
+        <w:keepNext/>
         <w:ind w:firstLine="0"/>
       </w:pPr>
       <w:r>
@@ -128,6 +139,7 @@
     </w:p>
     <w:p>
       <w:pPr>
+        <w:widowControl/>
         <w:spacing w:line="360" w:lineRule="auto"/>
         <w:ind w:firstLine="720"/>
       </w:pPr>
@@ -137,6 +149,7 @@
     </w:p>
     <w:p>
       <w:pPr>
+        <w:widowControl/>
         <w:spacing w:line="360" w:lineRule="auto"/>
         <w:ind w:firstLine="720"/>
       </w:pPr>
@@ -147,6 +160,7 @@
     <w:p>
       <w:pPr>
         <w:pStyle w:val="Heading2"/>
+        <w:keepNext/>
         <w:ind w:firstLine="0"/>
       </w:pPr>
       <w:r>
@@ -155,6 +169,7 @@
     </w:p>
     <w:p>
       <w:pPr>
+        <w:widowControl/>
         <w:spacing w:line="360" w:lineRule="auto"/>
         <w:ind w:firstLine="720"/>
       </w:pPr>
@@ -164,6 +179,7 @@
     </w:p>
     <w:p>
       <w:pPr>
+        <w:widowControl/>
         <w:spacing w:line="360" w:lineRule="auto"/>
         <w:ind w:firstLine="720"/>
       </w:pPr>
@@ -174,6 +190,7 @@
     <w:p>
       <w:pPr>
         <w:pStyle w:val="Heading2"/>
+        <w:keepNext/>
         <w:ind w:firstLine="0"/>
       </w:pPr>
       <w:r>
@@ -182,6 +199,7 @@
     </w:p>
     <w:p>
       <w:pPr>
+        <w:widowControl/>
         <w:spacing w:line="360" w:lineRule="auto"/>
         <w:ind w:firstLine="720"/>
       </w:pPr>
@@ -191,6 +209,7 @@
     </w:p>
     <w:p>
       <w:pPr>
+        <w:widowControl/>
         <w:spacing w:line="360" w:lineRule="auto"/>
         <w:ind w:firstLine="720"/>
       </w:pPr>
@@ -206,6 +225,7 @@
     <w:p>
       <w:pPr>
         <w:pStyle w:val="Heading1"/>
+        <w:keepNext/>
         <w:ind w:firstLine="0"/>
       </w:pPr>
       <w:r>
@@ -215,6 +235,7 @@
     <w:p>
       <w:pPr>
         <w:pStyle w:val="Heading2"/>
+        <w:keepNext/>
         <w:ind w:firstLine="0"/>
       </w:pPr>
       <w:r>
@@ -223,6 +244,7 @@
     </w:p>
     <w:p>
       <w:pPr>
+        <w:widowControl/>
         <w:spacing w:line="360" w:lineRule="auto"/>
         <w:ind w:firstLine="720"/>
       </w:pPr>
@@ -232,6 +254,7 @@
     </w:p>
     <w:p>
       <w:pPr>
+        <w:widowControl/>
         <w:spacing w:line="360" w:lineRule="auto"/>
         <w:ind w:firstLine="720"/>
       </w:pPr>
@@ -241,6 +264,7 @@
     </w:p>
     <w:p>
       <w:pPr>
+        <w:widowControl/>
         <w:spacing w:line="360" w:lineRule="auto"/>
         <w:ind w:firstLine="720"/>
       </w:pPr>
@@ -250,6 +274,7 @@
     </w:p>
     <w:p>
       <w:pPr>
+        <w:widowControl/>
         <w:spacing w:line="360" w:lineRule="auto"/>
         <w:ind w:firstLine="720"/>
       </w:pPr>
@@ -260,6 +285,7 @@
     <w:p>
       <w:pPr>
         <w:pStyle w:val="Heading2"/>
+        <w:keepNext/>
         <w:ind w:firstLine="0"/>
       </w:pPr>
       <w:r>
@@ -268,6 +294,7 @@
     </w:p>
     <w:p>
       <w:pPr>
+        <w:widowControl/>
         <w:spacing w:line="360" w:lineRule="auto"/>
         <w:ind w:firstLine="720"/>
       </w:pPr>
@@ -277,6 +304,7 @@
     </w:p>
     <w:p>
       <w:pPr>
+        <w:widowControl/>
         <w:spacing w:line="360" w:lineRule="auto"/>
         <w:ind w:firstLine="720"/>
       </w:pPr>
@@ -286,6 +314,7 @@
     </w:p>
     <w:p>
       <w:pPr>
+        <w:widowControl/>
         <w:spacing w:line="360" w:lineRule="auto"/>
         <w:ind w:firstLine="720"/>
       </w:pPr>
@@ -296,6 +325,7 @@
     <w:p>
       <w:pPr>
         <w:pStyle w:val="Heading2"/>
+        <w:keepNext/>
         <w:ind w:firstLine="0"/>
       </w:pPr>
       <w:r>
@@ -304,6 +334,7 @@
     </w:p>
     <w:p>
       <w:pPr>
+        <w:widowControl/>
         <w:spacing w:line="360" w:lineRule="auto"/>
         <w:ind w:firstLine="720"/>
       </w:pPr>
@@ -313,6 +344,7 @@
     </w:p>
     <w:p>
       <w:pPr>
+        <w:widowControl/>
         <w:spacing w:line="360" w:lineRule="auto"/>
         <w:ind w:firstLine="720"/>
       </w:pPr>
@@ -322,6 +354,7 @@
     </w:p>
     <w:p>
       <w:pPr>
+        <w:widowControl/>
         <w:spacing w:line="360" w:lineRule="auto"/>
         <w:ind w:firstLine="720"/>
       </w:pPr>
@@ -332,6 +365,7 @@
     <w:p>
       <w:pPr>
         <w:pStyle w:val="Heading2"/>
+        <w:keepNext/>
         <w:ind w:firstLine="0"/>
       </w:pPr>
       <w:r>
@@ -340,6 +374,7 @@
     </w:p>
     <w:p>
       <w:pPr>
+        <w:widowControl/>
         <w:spacing w:line="360" w:lineRule="auto"/>
         <w:ind w:firstLine="720"/>
       </w:pPr>
@@ -349,6 +384,7 @@
     </w:p>
     <w:p>
       <w:pPr>
+        <w:widowControl/>
         <w:spacing w:line="360" w:lineRule="auto"/>
         <w:ind w:firstLine="720"/>
       </w:pPr>
@@ -358,6 +394,7 @@
     </w:p>
     <w:p>
       <w:pPr>
+        <w:widowControl/>
         <w:spacing w:line="360" w:lineRule="auto"/>
         <w:ind w:firstLine="720"/>
       </w:pPr>
@@ -393,6 +430,7 @@
     <w:p>
       <w:pPr>
         <w:pStyle w:val="Heading1"/>
+        <w:keepNext/>
         <w:ind w:firstLine="0"/>
       </w:pPr>
       <w:r>
@@ -402,6 +440,7 @@
     <w:p>
       <w:pPr>
         <w:pStyle w:val="Heading2"/>
+        <w:keepNext/>
         <w:ind w:firstLine="0"/>
       </w:pPr>
       <w:r>
@@ -410,6 +449,7 @@
     </w:p>
     <w:p>
       <w:pPr>
+        <w:widowControl/>
         <w:spacing w:line="360" w:lineRule="auto"/>
         <w:ind w:firstLine="720"/>
       </w:pPr>
@@ -419,6 +459,7 @@
     </w:p>
     <w:p>
       <w:pPr>
+        <w:widowControl/>
         <w:spacing w:line="360" w:lineRule="auto"/>
         <w:ind w:firstLine="720"/>
       </w:pPr>
@@ -428,6 +469,7 @@
     </w:p>
     <w:p>
       <w:pPr>
+        <w:widowControl/>
         <w:spacing w:line="360" w:lineRule="auto"/>
         <w:ind w:firstLine="720"/>
       </w:pPr>
@@ -438,6 +480,7 @@
     <w:p>
       <w:pPr>
         <w:pStyle w:val="Heading2"/>
+        <w:keepNext/>
         <w:ind w:firstLine="0"/>
       </w:pPr>
       <w:r>
@@ -446,6 +489,7 @@
     </w:p>
     <w:p>
       <w:pPr>
+        <w:widowControl/>
         <w:spacing w:line="360" w:lineRule="auto"/>
         <w:ind w:firstLine="720"/>
       </w:pPr>
@@ -455,6 +499,7 @@
     </w:p>
     <w:p>
       <w:pPr>
+        <w:widowControl/>
         <w:spacing w:line="360" w:lineRule="auto"/>
         <w:ind w:firstLine="720"/>
       </w:pPr>
@@ -465,6 +510,7 @@
     <w:p>
       <w:pPr>
         <w:pStyle w:val="Heading2"/>
+        <w:keepNext/>
         <w:ind w:firstLine="0"/>
       </w:pPr>
       <w:r>
@@ -473,6 +519,7 @@
     </w:p>
     <w:p>
       <w:pPr>
+        <w:widowControl/>
         <w:spacing w:line="360" w:lineRule="auto"/>
         <w:ind w:firstLine="720"/>
       </w:pPr>
@@ -482,6 +529,7 @@
     </w:p>
     <w:p>
       <w:pPr>
+        <w:widowControl/>
         <w:spacing w:line="360" w:lineRule="auto"/>
         <w:ind w:firstLine="720"/>
       </w:pPr>
@@ -492,6 +540,7 @@
     <w:p>
       <w:pPr>
         <w:pStyle w:val="Heading2"/>
+        <w:keepNext/>
         <w:ind w:firstLine="0"/>
       </w:pPr>
       <w:r>
@@ -500,6 +549,7 @@
     </w:p>
     <w:p>
       <w:pPr>
+        <w:widowControl/>
         <w:spacing w:line="360" w:lineRule="auto"/>
         <w:ind w:firstLine="720"/>
       </w:pPr>
@@ -509,6 +559,7 @@
     </w:p>
     <w:p>
       <w:pPr>
+        <w:widowControl/>
         <w:spacing w:line="360" w:lineRule="auto"/>
         <w:ind w:firstLine="720"/>
       </w:pPr>
@@ -518,6 +569,7 @@
     </w:p>
     <w:p>
       <w:pPr>
+        <w:widowControl/>
         <w:spacing w:line="360" w:lineRule="auto"/>
         <w:ind w:firstLine="720"/>
       </w:pPr>
@@ -528,6 +580,7 @@
     <w:p>
       <w:pPr>
         <w:pStyle w:val="Heading2"/>
+        <w:keepNext/>
         <w:ind w:firstLine="0"/>
       </w:pPr>
       <w:r>
@@ -536,6 +589,7 @@
     </w:p>
     <w:p>
       <w:pPr>
+        <w:widowControl/>
         <w:spacing w:line="360" w:lineRule="auto"/>
         <w:ind w:firstLine="720"/>
       </w:pPr>
@@ -545,6 +599,7 @@
     </w:p>
     <w:p>
       <w:pPr>
+        <w:widowControl/>
         <w:spacing w:line="360" w:lineRule="auto"/>
         <w:ind w:firstLine="720"/>
       </w:pPr>
@@ -554,6 +609,7 @@
     </w:p>
     <w:p>
       <w:pPr>
+        <w:widowControl/>
         <w:spacing w:line="360" w:lineRule="auto"/>
         <w:ind w:firstLine="720"/>
       </w:pPr>
@@ -563,6 +619,7 @@
     </w:p>
     <w:p>
       <w:pPr>
+        <w:widowControl/>
         <w:spacing w:line="360" w:lineRule="auto"/>
         <w:ind w:firstLine="720"/>
       </w:pPr>
@@ -572,6 +629,7 @@
     </w:p>
     <w:p>
       <w:pPr>
+        <w:widowControl/>
         <w:spacing w:line="360" w:lineRule="auto"/>
         <w:ind w:firstLine="720"/>
       </w:pPr>
@@ -581,6 +639,7 @@
     </w:p>
     <w:p>
       <w:pPr>
+        <w:widowControl/>
         <w:spacing w:line="360" w:lineRule="auto"/>
         <w:ind w:firstLine="720"/>
       </w:pPr>
@@ -590,6 +649,7 @@
     </w:p>
     <w:p>
       <w:pPr>
+        <w:widowControl/>
         <w:spacing w:line="360" w:lineRule="auto"/>
         <w:ind w:firstLine="720"/>
       </w:pPr>
@@ -600,6 +660,7 @@
     <w:p>
       <w:pPr>
         <w:pStyle w:val="Heading2"/>
+        <w:keepNext/>
         <w:ind w:firstLine="0"/>
       </w:pPr>
       <w:r>
@@ -608,6 +669,7 @@
     </w:p>
     <w:p>
       <w:pPr>
+        <w:widowControl/>
         <w:spacing w:line="360" w:lineRule="auto"/>
         <w:ind w:firstLine="720"/>
       </w:pPr>
@@ -618,6 +680,7 @@
     <w:p>
       <w:pPr>
         <w:pStyle w:val="Heading2"/>
+        <w:keepNext/>
         <w:ind w:firstLine="0"/>
       </w:pPr>
       <w:r>
@@ -626,6 +689,7 @@
     </w:p>
     <w:p>
       <w:pPr>
+        <w:widowControl/>
         <w:spacing w:line="360" w:lineRule="auto"/>
         <w:ind w:firstLine="720"/>
       </w:pPr>
@@ -661,6 +725,7 @@
     <w:p>
       <w:pPr>
         <w:pStyle w:val="Heading1"/>
+        <w:keepNext/>
         <w:ind w:firstLine="0"/>
       </w:pPr>
       <w:r>
@@ -670,6 +735,7 @@
     <w:p>
       <w:pPr>
         <w:pStyle w:val="Heading2"/>
+        <w:keepNext/>
         <w:ind w:firstLine="0"/>
       </w:pPr>
       <w:r>
@@ -678,6 +744,7 @@
     </w:p>
     <w:p>
       <w:pPr>
+        <w:widowControl/>
         <w:spacing w:line="360" w:lineRule="auto"/>
         <w:ind w:firstLine="720"/>
       </w:pPr>
@@ -687,6 +754,7 @@
     </w:p>
     <w:p>
       <w:pPr>
+        <w:widowControl/>
         <w:spacing w:line="360" w:lineRule="auto"/>
         <w:ind w:firstLine="720"/>
       </w:pPr>
@@ -814,6 +882,7 @@
     <w:p>
       <w:pPr>
         <w:pStyle w:val="Heading2"/>
+        <w:keepNext/>
         <w:ind w:firstLine="0"/>
       </w:pPr>
       <w:r>
@@ -822,6 +891,7 @@
     </w:p>
     <w:p>
       <w:pPr>
+        <w:widowControl/>
         <w:spacing w:line="360" w:lineRule="auto"/>
         <w:ind w:firstLine="720"/>
       </w:pPr>
@@ -831,6 +901,7 @@
     </w:p>
     <w:p>
       <w:pPr>
+        <w:widowControl/>
         <w:spacing w:line="360" w:lineRule="auto"/>
         <w:ind w:firstLine="720"/>
       </w:pPr>
@@ -841,6 +912,7 @@
     <w:p>
       <w:pPr>
         <w:pStyle w:val="Heading2"/>
+        <w:keepNext/>
         <w:ind w:firstLine="0"/>
       </w:pPr>
       <w:r>
@@ -849,6 +921,7 @@
     </w:p>
     <w:p>
       <w:pPr>
+        <w:widowControl/>
         <w:spacing w:line="360" w:lineRule="auto"/>
         <w:ind w:firstLine="720"/>
       </w:pPr>
@@ -858,6 +931,7 @@
     </w:p>
     <w:p>
       <w:pPr>
+        <w:widowControl/>
         <w:spacing w:line="360" w:lineRule="auto"/>
         <w:ind w:firstLine="720"/>
       </w:pPr>
@@ -906,6 +980,7 @@
     </w:p>
     <w:p>
       <w:pPr>
+        <w:widowControl/>
         <w:spacing w:line="360" w:lineRule="auto"/>
         <w:ind w:firstLine="720"/>
       </w:pPr>
@@ -916,6 +991,7 @@
     <w:p>
       <w:pPr>
         <w:pStyle w:val="Heading2"/>
+        <w:keepNext/>
         <w:ind w:firstLine="0"/>
       </w:pPr>
       <w:r>
@@ -924,6 +1000,7 @@
     </w:p>
     <w:p>
       <w:pPr>
+        <w:widowControl/>
         <w:spacing w:line="360" w:lineRule="auto"/>
         <w:ind w:firstLine="720"/>
       </w:pPr>
@@ -933,6 +1010,7 @@
     </w:p>
     <w:p>
       <w:pPr>
+        <w:widowControl/>
         <w:spacing w:line="360" w:lineRule="auto"/>
         <w:ind w:firstLine="720"/>
       </w:pPr>
@@ -942,6 +1020,7 @@
     </w:p>
     <w:p>
       <w:pPr>
+        <w:widowControl/>
         <w:spacing w:line="360" w:lineRule="auto"/>
         <w:ind w:firstLine="720"/>
       </w:pPr>
@@ -991,6 +1070,7 @@
     <w:p>
       <w:pPr>
         <w:pStyle w:val="Heading2"/>
+        <w:keepNext/>
         <w:ind w:firstLine="0"/>
       </w:pPr>
       <w:r>
@@ -999,6 +1079,7 @@
     </w:p>
     <w:p>
       <w:pPr>
+        <w:widowControl/>
         <w:spacing w:line="360" w:lineRule="auto"/>
         <w:ind w:firstLine="720"/>
       </w:pPr>
@@ -1008,6 +1089,7 @@
     </w:p>
     <w:p>
       <w:pPr>
+        <w:widowControl/>
         <w:spacing w:line="360" w:lineRule="auto"/>
         <w:ind w:firstLine="720"/>
       </w:pPr>
@@ -1018,6 +1100,7 @@
     <w:p>
       <w:pPr>
         <w:pStyle w:val="Heading2"/>
+        <w:keepNext/>
         <w:ind w:firstLine="0"/>
       </w:pPr>
       <w:r>
@@ -1026,6 +1109,7 @@
     </w:p>
     <w:p>
       <w:pPr>
+        <w:widowControl/>
         <w:spacing w:line="360" w:lineRule="auto"/>
         <w:ind w:firstLine="720"/>
       </w:pPr>
@@ -1035,6 +1119,7 @@
     </w:p>
     <w:p>
       <w:pPr>
+        <w:widowControl/>
         <w:spacing w:line="360" w:lineRule="auto"/>
         <w:ind w:firstLine="720"/>
       </w:pPr>
@@ -1084,6 +1169,7 @@
     <w:p>
       <w:pPr>
         <w:pStyle w:val="Heading2"/>
+        <w:keepNext/>
         <w:ind w:firstLine="0"/>
       </w:pPr>
       <w:r>
@@ -1092,16 +1178,12 @@
     </w:p>
     <w:p>
       <w:pPr>
+        <w:widowControl/>
         <w:spacing w:line="360" w:lineRule="auto"/>
         <w:ind w:firstLine="720"/>
       </w:pPr>
       <w:r>
         <w:t>The survey included 877 participants and showed a sample pattern with higher female representation and concentration in younger, university-educated, and single respondents based on variable-specific valid denominators. In descriptive outcomes, recommendation willingness had the highest yes proportion (57.65%), while safety and acceptability showed higher no proportions than yes proportions. In the primary hierarchical logistic model (n=647), the strongest statistically supported predictors in the final block were gender, Q11, Q13, and fear. In the multinomial model (n=837), gender remained significant in both non-reference equations, while Q13 and Q12 were significant in one non-reference equation only. In Users vs Non-Users analyses, Mann-Whitney tests were significant for Q11, Q12, and Q13, and chi-square tests were significant for Q12 and Q13 only. Exploratory phenotype analysis identified a four-profile solution with the highest silhouette score among tested cluster counts.</w:t>
-      </w:r>
-    </w:p>
-    <w:p>
-      <w:r>
-        <w:br w:type="page"/>
       </w:r>
     </w:p>
     <w:p>
@@ -1132,6 +1214,7 @@
     <w:p>
       <w:pPr>
         <w:pStyle w:val="Heading1"/>
+        <w:keepNext/>
         <w:ind w:firstLine="0"/>
       </w:pPr>
       <w:r>
@@ -1141,6 +1224,7 @@
     <w:p>
       <w:pPr>
         <w:pStyle w:val="Heading2"/>
+        <w:keepNext/>
         <w:ind w:firstLine="0"/>
       </w:pPr>
       <w:r>
@@ -1149,6 +1233,7 @@
     </w:p>
     <w:p>
       <w:pPr>
+        <w:widowControl/>
         <w:spacing w:line="360" w:lineRule="auto"/>
         <w:ind w:firstLine="720"/>
       </w:pPr>
@@ -1158,6 +1243,7 @@
     </w:p>
     <w:p>
       <w:pPr>
+        <w:widowControl/>
         <w:spacing w:line="360" w:lineRule="auto"/>
         <w:ind w:firstLine="720"/>
       </w:pPr>
@@ -1167,6 +1253,7 @@
     </w:p>
     <w:p>
       <w:pPr>
+        <w:widowControl/>
         <w:spacing w:line="360" w:lineRule="auto"/>
         <w:ind w:firstLine="720"/>
       </w:pPr>
@@ -1176,6 +1263,7 @@
     </w:p>
     <w:p>
       <w:pPr>
+        <w:widowControl/>
         <w:spacing w:line="360" w:lineRule="auto"/>
         <w:ind w:firstLine="720"/>
       </w:pPr>
@@ -1186,6 +1274,7 @@
     <w:p>
       <w:pPr>
         <w:pStyle w:val="Heading2"/>
+        <w:keepNext/>
         <w:ind w:firstLine="0"/>
       </w:pPr>
       <w:r>
@@ -1194,6 +1283,7 @@
     </w:p>
     <w:p>
       <w:pPr>
+        <w:widowControl/>
         <w:spacing w:line="360" w:lineRule="auto"/>
         <w:ind w:firstLine="720"/>
       </w:pPr>
@@ -1203,6 +1293,7 @@
     </w:p>
     <w:p>
       <w:pPr>
+        <w:widowControl/>
         <w:spacing w:line="360" w:lineRule="auto"/>
         <w:ind w:firstLine="720"/>
       </w:pPr>
@@ -1212,6 +1303,7 @@
     </w:p>
     <w:p>
       <w:pPr>
+        <w:widowControl/>
         <w:spacing w:line="360" w:lineRule="auto"/>
         <w:ind w:firstLine="720"/>
       </w:pPr>
@@ -1221,6 +1313,7 @@
     </w:p>
     <w:p>
       <w:pPr>
+        <w:widowControl/>
         <w:spacing w:line="360" w:lineRule="auto"/>
         <w:ind w:firstLine="720"/>
       </w:pPr>
@@ -1231,6 +1324,7 @@
     <w:p>
       <w:pPr>
         <w:pStyle w:val="Heading2"/>
+        <w:keepNext/>
         <w:ind w:firstLine="0"/>
       </w:pPr>
       <w:r>
@@ -1239,6 +1333,7 @@
     </w:p>
     <w:p>
       <w:pPr>
+        <w:widowControl/>
         <w:spacing w:line="360" w:lineRule="auto"/>
         <w:ind w:firstLine="720"/>
       </w:pPr>
@@ -1248,6 +1343,7 @@
     </w:p>
     <w:p>
       <w:pPr>
+        <w:widowControl/>
         <w:spacing w:line="360" w:lineRule="auto"/>
         <w:ind w:firstLine="720"/>
       </w:pPr>
@@ -1257,6 +1353,7 @@
     </w:p>
     <w:p>
       <w:pPr>
+        <w:widowControl/>
         <w:spacing w:line="360" w:lineRule="auto"/>
         <w:ind w:firstLine="720"/>
       </w:pPr>
@@ -1267,6 +1364,7 @@
     <w:p>
       <w:pPr>
         <w:pStyle w:val="Heading2"/>
+        <w:keepNext/>
         <w:ind w:firstLine="0"/>
       </w:pPr>
       <w:r>
@@ -1275,6 +1373,7 @@
     </w:p>
     <w:p>
       <w:pPr>
+        <w:widowControl/>
         <w:spacing w:line="360" w:lineRule="auto"/>
         <w:ind w:firstLine="720"/>
       </w:pPr>
@@ -1284,6 +1383,7 @@
     </w:p>
     <w:p>
       <w:pPr>
+        <w:widowControl/>
         <w:spacing w:line="360" w:lineRule="auto"/>
         <w:ind w:firstLine="720"/>
       </w:pPr>
@@ -1294,6 +1394,7 @@
     <w:p>
       <w:pPr>
         <w:pStyle w:val="Heading2"/>
+        <w:keepNext/>
         <w:ind w:firstLine="0"/>
       </w:pPr>
       <w:r>
@@ -1302,6 +1403,7 @@
     </w:p>
     <w:p>
       <w:pPr>
+        <w:widowControl/>
         <w:spacing w:line="360" w:lineRule="auto"/>
         <w:ind w:firstLine="720"/>
       </w:pPr>
@@ -1311,16 +1413,12 @@
     </w:p>
     <w:p>
       <w:pPr>
+        <w:widowControl/>
         <w:spacing w:line="360" w:lineRule="auto"/>
         <w:ind w:firstLine="720"/>
       </w:pPr>
       <w:r>
         <w:t>The exploratory stigma phenotypes identified in this study also need confirmatory work. Subsequent studies should validate these profiles with larger and more demographically balanced samples, then evaluate whether each profile responds differently to educational messages, clinician communication style, and family involvement. This would allow Iraq to move from general anti-stigma messaging toward stratified interventions that match the dominant belief pattern in each subgroup.</w:t>
-      </w:r>
-    </w:p>
-    <w:p>
-      <w:r>
-        <w:br w:type="page"/>
       </w:r>
     </w:p>
     <w:p>
@@ -1351,6 +1449,7 @@
     <w:p>
       <w:pPr>
         <w:pStyle w:val="Heading1"/>
+        <w:keepNext/>
         <w:ind w:firstLine="0"/>
       </w:pPr>
       <w:r>
@@ -1360,6 +1459,7 @@
     <w:p>
       <w:pPr>
         <w:pStyle w:val="Heading2"/>
+        <w:keepNext/>
         <w:ind w:firstLine="0"/>
       </w:pPr>
       <w:r>
@@ -1368,6 +1468,7 @@
     </w:p>
     <w:p>
       <w:pPr>
+        <w:widowControl/>
         <w:spacing w:line="360" w:lineRule="auto"/>
         <w:ind w:firstLine="720"/>
       </w:pPr>
@@ -1377,6 +1478,7 @@
     </w:p>
     <w:p>
       <w:pPr>
+        <w:widowControl/>
         <w:spacing w:line="360" w:lineRule="auto"/>
         <w:ind w:firstLine="720"/>
       </w:pPr>
@@ -1386,6 +1488,7 @@
     </w:p>
     <w:p>
       <w:pPr>
+        <w:widowControl/>
         <w:spacing w:line="360" w:lineRule="auto"/>
         <w:ind w:firstLine="720"/>
       </w:pPr>
@@ -1396,6 +1499,7 @@
     <w:p>
       <w:pPr>
         <w:pStyle w:val="Heading2"/>
+        <w:keepNext/>
         <w:ind w:firstLine="0"/>
       </w:pPr>
       <w:r>
@@ -1404,6 +1508,7 @@
     </w:p>
     <w:p>
       <w:pPr>
+        <w:widowControl/>
         <w:spacing w:line="360" w:lineRule="auto"/>
         <w:ind w:firstLine="720"/>
       </w:pPr>
@@ -1413,6 +1518,7 @@
     </w:p>
     <w:p>
       <w:pPr>
+        <w:widowControl/>
         <w:spacing w:line="360" w:lineRule="auto"/>
         <w:ind w:firstLine="720"/>
       </w:pPr>
@@ -1422,6 +1528,7 @@
     </w:p>
     <w:p>
       <w:pPr>
+        <w:widowControl/>
         <w:spacing w:line="360" w:lineRule="auto"/>
         <w:ind w:firstLine="720"/>
       </w:pPr>
@@ -1432,6 +1539,7 @@
     <w:p>
       <w:pPr>
         <w:pStyle w:val="Heading2"/>
+        <w:keepNext/>
         <w:ind w:firstLine="0"/>
       </w:pPr>
       <w:r>
@@ -1440,6 +1548,7 @@
     </w:p>
     <w:p>
       <w:pPr>
+        <w:widowControl/>
         <w:spacing w:line="360" w:lineRule="auto"/>
         <w:ind w:firstLine="720"/>
       </w:pPr>
@@ -1449,6 +1558,7 @@
     </w:p>
     <w:p>
       <w:pPr>
+        <w:widowControl/>
         <w:spacing w:line="360" w:lineRule="auto"/>
         <w:ind w:firstLine="720"/>
       </w:pPr>
@@ -1459,6 +1569,7 @@
     <w:p>
       <w:pPr>
         <w:pStyle w:val="Heading2"/>
+        <w:keepNext/>
         <w:ind w:firstLine="0"/>
       </w:pPr>
       <w:r>
@@ -1467,6 +1578,7 @@
     </w:p>
     <w:p>
       <w:pPr>
+        <w:widowControl/>
         <w:spacing w:line="360" w:lineRule="auto"/>
         <w:ind w:firstLine="720"/>
       </w:pPr>
@@ -1476,6 +1588,7 @@
     </w:p>
     <w:p>
       <w:pPr>
+        <w:widowControl/>
         <w:spacing w:line="360" w:lineRule="auto"/>
         <w:ind w:firstLine="720"/>
       </w:pPr>
@@ -1491,6 +1604,7 @@
     <w:p>
       <w:pPr>
         <w:pStyle w:val="Heading1"/>
+        <w:keepNext/>
         <w:ind w:firstLine="0"/>
       </w:pPr>
       <w:r>
@@ -1500,6 +1614,7 @@
     <w:p>
       <w:pPr>
         <w:pStyle w:val="Heading2"/>
+        <w:keepNext/>
         <w:ind w:firstLine="0"/>
       </w:pPr>
       <w:r>
@@ -1508,6 +1623,7 @@
     </w:p>
     <w:p>
       <w:pPr>
+        <w:widowControl/>
         <w:spacing w:line="360" w:lineRule="auto"/>
         <w:ind w:firstLine="720"/>
       </w:pPr>
@@ -1518,6 +1634,7 @@
     <w:p>
       <w:pPr>
         <w:pStyle w:val="Heading2"/>
+        <w:keepNext/>
         <w:ind w:firstLine="0"/>
       </w:pPr>
       <w:r>
@@ -1526,6 +1643,7 @@
     </w:p>
     <w:p>
       <w:pPr>
+        <w:widowControl/>
         <w:spacing w:line="360" w:lineRule="auto"/>
         <w:ind w:firstLine="720"/>
       </w:pPr>
@@ -1535,6 +1653,7 @@
     </w:p>
     <w:p>
       <w:pPr>
+        <w:widowControl/>
         <w:spacing w:line="360" w:lineRule="auto"/>
         <w:ind w:firstLine="720"/>
       </w:pPr>
@@ -1545,6 +1664,7 @@
     <w:p>
       <w:pPr>
         <w:pStyle w:val="Heading2"/>
+        <w:keepNext/>
         <w:ind w:firstLine="0"/>
       </w:pPr>
       <w:r>
@@ -1553,6 +1673,7 @@
     </w:p>
     <w:p>
       <w:pPr>
+        <w:widowControl/>
         <w:spacing w:line="360" w:lineRule="auto"/>
         <w:ind w:firstLine="720"/>
       </w:pPr>
@@ -1566,13 +1687,9 @@
       </w:r>
     </w:p>
     <w:p>
-      <w:r>
-        <w:br w:type="page"/>
-      </w:r>
-    </w:p>
-    <w:p>
       <w:pPr>
         <w:pStyle w:val="Heading1"/>
+        <w:keepNext/>
         <w:ind w:firstLine="0"/>
       </w:pPr>
       <w:r>
@@ -1581,6 +1698,7 @@
     </w:p>
     <w:p>
       <w:pPr>
+        <w:widowControl/>
         <w:spacing w:line="360" w:lineRule="auto" w:after="160"/>
         <w:ind w:firstLine="0"/>
       </w:pPr>
@@ -1588,489 +1706,9 @@
         <w:t>Abdisa, Eba, Ginenus Fekadu, Shimelis Girma, et al. “Self-Stigma and Medication Adherence among Patients with Mental Illness Treated at Jimma University Medical Center, Southwest Ethiopia.” International Journal of Mental Health Systems 14, no. 1 (2020): 56. https://doi.org/10.1186/s13033-020-00391-6. Abdul Kareem, Makwan, and Hezha Mahmood. “Adherence to Pharmacological Treatment Among Patients with Schizophrenia: Adherence to Pharmacological Treatment Among Patients with Schizophrenia.” Iraqi National Journal of Medicine 4, no. 1 (2022): 31–42. https://doi.org/10.37319/IQNJM.4.1.4. Abi Hana, Racha, Maguy Arnous, Eva Heim, et al. “Mental Health Stigma at Primary Health Care Centres in Lebanon: Qualitative Study.” International Journal of Mental Health Systems 16, no. 1 (2022): 23. https://doi.org/10.1186/s13033-022-00533-y. Adewuya, Abiodun O., and Roger O. A. Makanjuola. “Lay Beliefs Regarding Causes of Mental Illness in Nigeria: Pattern and Correlates.” Social Psychiatry and Psychiatric Epidemiology 43, no. 4 (2008): 336–41. https://doi.org/10.1007/s00127-007-0305-x. Al-Asadi, Jasim Naeem, and Zainab B. Hussein. “Depression among Infertile Women in Basrah, Iraq: Prevalence and Risk Factors.” Journal of the Chinese Medical Association: JCMA 78, no. 11 (2015): 673–77. https://doi.org/10.1016/j.jcma.2015.07.009. Al-Awadhi, Anwar, Farid Atawneh, M. ZiadY Alalyan, AltafAhmad Shahid, Sulaiman Al-Alkhadhari, and MuhammadAjmal Zahid. “Nurses’ Attitude towards Patients with Mental Illness in a General Hospital in Kuwait.” Saudi Journal of Medicine and Medical Sciences 5, no. 1 (2017): 31. https://doi.org/10.4103/1658-631X.194249. Albaroodi, Khansaa A. Ibrahim. “Pharmacists’ Knowledge Regarding Drug Disposal in Karbala.” Pharmacy 7, no. 2 (2019): 57. https://doi.org/10.3390/pharmacy7020057. Al-Hemiary, Nesif J., Jawad K. Al-Diwan, Albert L. Hasson, and Richard A. Rawson. “Drug and Alcohol Use in Iraq: Findings of the Inaugural Iraqi Community Epidemiological Workgroup.” Substance Use &amp; Misuse 49, no. 13 (2014): 1759–63. https://doi.org/10.3109/10826084.2014.913633. Al-Jawadi, Asma A., and Shatha Abdul-Rhman. “Prevalence of Childhood and Early Adolescence Mental Disorders among Children Attending Primary Health Care Centers in Mosul, Iraq: A Cross-Sectional Study.” BMC Public Health 7, no. 1 (2007): 274. https://doi.org/10.1186/1471-2458-7-274. Almazeedi, Hind, and Mohammad T. Alsuwaidan. “‘Integrating Kuwait’s Mental Health System to End Stigma: A Call to Action.’” Journal of Mental Health 23, no. 1 (2014): 1–3. https://doi.org/10.3109/09638237.2013.775407. Al Omari, Omar, Blessy Prabha Valsaraj, Moawiah Khatatbeh, et al. “Self and Public Stigma towards Mental Illnesses and Its Predictors among University Students in 11 Arabic‐speaking Countries: A Multi‐site Study.” International Journal of Mental Health Nursing 32, no. 6 (2023): 1745–55. https://doi.org/10.1111/inm.13206. Angermeyer, Matthias C., Sandra Van Der Auwera, Mauro G. Carta, and Georg Schomerus. “Public Attitudes towards Psychiatry and Psychiatric Treatment at the Beginning of the 21st Century: A Systematic Review and Meta‐analysis of Population Surveys.” World Psychiatry 16, no. 1 (2017): 50–61. https://doi.org/10.1002/wps.20383. Berge, Erik Eng, Roger Hagen, and Joar Øveraas Halvorsen. “PTSD Relapse in Veterans of Iraq and Afghanistan: A Systematic Review.” Military Psychology 32, no. 4 (2020): 300–312. https://doi.org/10.1080/08995605.2020.1754123. Booth, Wendy A., Mabrouka Abuhmida, and Felix Anyanwu. “Mental Health Stigma: A Conundrum for Healthcare Practitioners in Conservative Communities.” Frontiers in Public Health 12 (May 2024): 1384521. https://doi.org/10.3389/fpubh.2024.1384521. Burnam, M. Audrey, Lisa S. Meredith, Terri Tanielian, and Lisa H. Jaycox. “Mental Health Care For Iraq And Afghanistan War Veterans.” Health Affairs 28, no. 3 (2009): 771–82. https://doi.org/10.1377/hlthaff.28.3.771. Cubillos, Leonardo, Sophia M. Bartels, William C. Torrey, et al. “The Effectiveness and Cost-Effectiveness of Integrating Mental Health Services in Primary Care in Low- and Middle-Income Countries: Systematic Review.” BJPsych Bulletin 45, no. 1 (2021): 40–52. https://doi.org/10.1192/bjb.2020.35. Dikeç, Gül, and Kübra Timarcıoğlu. “Medication Adherence to Psychotropic Medication and Relationship with Psychiatric Symptoms among Syrian Refugees in Turkey: A Pilot Study.” Trauma Care 3, no. 1 (2023): 37–45. https://doi.org/10.3390/traumacare3010005. Elyamani, Rowaida, Sarah Naja, Ayman Al-Dahshan, Hamed Hamoud, Mohammed Iheb Bougmiza, and Noora Alkubaisi. “Mental Health Literacy in Arab States of the Gulf Cooperation Council: A Systematic Review.” PLOS ONE 16, no. 1 (2021): e0245156. https://doi.org/10.1371/journal.pone.0245156. Gast, Alina, and Tim Mathes. “Medication Adherence Influencing Factors—an (Updated) Overview of Systematic Reviews.” Systematic Reviews 8, no. 1 (2019): 112. https://doi.org/10.1186/s13643-019-1014-8. Häge, Alexander, Lisa Weymann, Lucia Bliznak, Viktoria Märker, Konstantin Mechler, and Ralf W. Dittmann. “Non-adherence to Psychotropic Medication Among Adolescents – A Systematic Review of the Literature.” Zeitschrift für Kinder- und Jugendpsychiatrie und Psychotherapie 46, no. 1 (2018): 69–78. https://doi.org/10.1024/1422-4917/a000505. Hamrin, Vanya, Erin M. McCarthy, and Veda Tyson. “Pediatric Psychotropic Medication Initiation and Adherence: A Literature Review Based on Social Exchange Theory.” Journal of Child and Adolescent Psychiatric Nursing 23, no. 3 (2010): 151–72. https://doi.org/10.1111/j.1744-6171.2010.00237.x. Herbert, Sophia M. C., Joni C. Carroll, Kim C. Coley, Stephanie Harriman McGrath, and Melissa Somma McGivney. “A Student Pharmacist Quality Engagement Team to Support Initial Implementation of Comprehensive Medication Management within Independent Community Pharmacies.” Pharmacy 8, no. 3 (2020): 141. https://doi.org/10.3390/pharmacy8030141. Hisle-Gorman, Elizabeth, Apryl Susi, and Gregory H. Gorman. “Mental Health Trends in Military Pediatrics.” Psychiatric Services 70, no. 8 (2019): 657–64. https://doi.org/10.1176/appi.ps.201800101. Hoge, Charles W., Carl A. Castro, Stephen C. Messer, Dennis McGurk, Dave I. Cotting, and Robert L. Koffman. “Combat Duty in Iraq and Afghanistan, Mental Health Problems, and Barriers to Care.” New England Journal of Medicine 351, no. 1 (2004): 13–22. https://doi.org/10.1056/NEJMoa040603. Hoge, Charles W., Christopher G. Ivany, Edward A. Brusher, et al. “Transformation of Mental Health Care for U.S. Soldiers and Families During the Iraq and Afghanistan Wars: Where Science and Politics Intersect.” American Journal of Psychiatry 173, no. 4 (2016): 334–43. https://doi.org/10.1176/appi.ajp.2015.15040553. Horne, Robert, John Weinman, and Maittew Hankins. “The Beliefs about Medicines Questionnaire: The Development and Evaluation of a New Method for Assessing the Cognitive Representation of Medication.” Psychology &amp; Health 14, no. 1 (1999): 1–24. https://doi.org/10.1080/08870449908407311. Hussein Alwan, Iman, Mohammed Fadhil Ali, and Zeyad Tariq Madalla. “Factors Influencing Stigma Toward Mental Illness Among Students at the University of Baghdad.” International Journal of Body, Mind and Culture 12, no. 6 (2025): 161–70. https://doi.org/10.61838/ijbmc.v12i5.945. Ibrahim, Hawkar, Verena Ertl, Claudia Catani, Azad Ali Ismail, and Frank Neuner. “Trauma and Perceived Social Rejection among Yazidi Women and Girls Who Survived Enslavement and Genocide.” BMC Medicine 16, no. 1 (2018): 154. https://doi.org/10.1186/s12916-018-1140-5. Kadhim, Sheima Nadim, Zainab Haroon Ahmed, and Muntadher Luay Abdulsahib. “ANXIETY, DEPRESSION, AND PSYCHOTROPIC DRUGS USAGE BY UNIVERSITY STUDENTS OF MEDICAL GROUP IN BASRA, IRAQ.” Universal Journal of Pharmaceutical Research, ahead of print, May 15, 2024. https://doi.org/10.22270/ujpr.v9i2.1081. Kalaman, Clarisse Roswini, Norhayati Ibrahim, Vinorra Shaker, et al. “Parental Factors Associated with Child or Adolescent Medication Adherence: A Systematic Review.” Healthcare 11, no. 4 (2023): 501. https://doi.org/10.3390/healthcare11040501. Kwan, Yu Heng, Si Dun Weng, Dionne Hui Fang Loh, et al. “Measurement Properties of Existing Patient-Reported Outcome Measures on Medication Adherence: Systematic Review.” Journal of Medical Internet Research 22, no. 10 (2020): e19179. https://doi.org/10.2196/19179. Leucht, S., T. Burkard, J. Henderson, M. Maj, and N. Sartorius. “Physical Illness and Schizophrenia: A Review of the Literature.” Acta Psychiatrica Scandinavica 116, no. 5 (2007): 317–33. https://doi.org/10.1111/j.1600-0447.2007.01095.x. Leucht, Stefan, Andrea Cipriani, Loukia Spineli, et al. “Comparative Efficacy and Tolerability of 15 Antipsychotic Drugs in Schizophrenia: A Multiple-Treatments Meta-Analysis.” The Lancet 382, no. 9896 (2013): 951–62. https://doi.org/10.1016/S0140-6736(13)60733-3. Mohammed, Mrywan Abdulmajeed, and Konul Memmedova. “Prevalence of Mental Health Problems among Iraqi University Students during the COVID-19 Pandemic.” Sustainability 15, no. 3 (2023): 1746. https://doi.org/10.3390/su15031746. Mojtabai, Ramin. “Americans’ Attitudes Toward Psychiatric Medications: 1998–2006.” Psychiatric Services 60, no. 8 (2009): 1015–23. https://doi.org/10.1176/ps.2009.60.8.1015. Nassr, Ola A., and Raghad F. “Prevalence and Predictors of High-Dose Antipsychotic Therapy among Adult Psychiatric Inpatients in Baghdad, Iraq.” South African Journal of Psychiatry 32, no. 0 (2026): a2606. https://doi.org/10.4102/SAJPSYCHIATRY.v32i0.2606. Okasha, Tarek, Nermin M. Shaker, and Dina Aly El-Gabry. “Mental Health Services in Egypt, the Middle East, and North Africa.” International Review of Psychiatry 37, nos. 3–4 (2025): 306–14. https://doi.org/10.1080/09540261.2024.2400143. Ouanes, Sami, Imen Becetti, Suhaila Ghuloum, et al. “Patterns of Prescription of Antipsychotics in Qatar.” PLOS ONE 15, no. 11 (2020): e0241986. https://doi.org/10.1371/journal.pone.0241986. Rasheed, Sana, Eisha Kashif, Rida Arif, et al. “The Impact of Stigma on Health Care-Seeking Behavior in Military Personnel with Mental Health Challenges.” Annals of Medicine and Surgery (2012) 88, no. 1 (2026): 630–36. https://doi.org/10.1097/MS9.0000000000004569. Roder, V. “Integrated Psychological Therapy (IPT) for Schizophrenia: Is It Effective?” Schizophrenia Bulletin 32, no. Supplement 1 (2006): S81–93. https://doi.org/10.1093/schbul/sbl021. Sadik, Sabah, Marie Bradley, Saad Al-Hasoon, and Rachel Jenkins. “Public Perception of Mental Health in Iraq.” International Journal of Mental Health Systems 4, no. 1 (2010): 26. https://doi.org/10.1186/1752-4458-4-26. Saied, AbdulRahman A., Sirwan Khalid Ahmed, Asmaa A. Metwally, and Hani Aiash. “Iraq’s Mental Health Crisis: A Way Forward?” The Lancet 402, no. 10409 (2023): 1235–36. https://doi.org/10.1016/S0140-6736(23)01283-7. Saied, AbdulRahman A., Asmaa A. Metwally, Sirwan Khalid Ahmed, Rukhsar Muhmmad Omar, and Salar Omar Abdulqadir. “National Suicide Prevention Strategy in Iraq.” Asian Journal of Psychiatry 82 (April 2023): 103486. https://doi.org/10.1016/j.ajp.2023.103486. Slewa-Younan, Shameran, Jonathan Mond, Elise Bussion, et al. “Mental Health Literacy of Resettled Iraqi Refugees in Australia: Knowledge about Posttraumatic Stress Disorder and Beliefs about Helpfulness of Interventions.” BMC Psychiatry 14, no. 1 (2014): 320. https://doi.org/10.1186/s12888-014-0320-x. Uribe Guajardo, Maria Gabriela, Shameran Slewa-Younan, Betty Ann Kitchener, Haider Mannan, Yaser Mohammad, and Anthony Francis Jorm. “Improving the Capacity of Community-Based Workers in Australia to Provide Initial Assistance to Iraqi Refugees with Mental Health Problems: An Uncontrolled Evaluation of a Mental Health Literacy Course.” International Journal of Mental Health Systems 12, no. 1 (2018): 2. https://doi.org/10.1186/s13033-018-0180-8. Van, Connie, Daniel Costa, Penny Abbott, Bernadette Mitchell, and Ines Krass. “Community Pharmacist Attitudes towards Collaboration with General Practitioners: Development and Validation of a Measure and a Model.” BMC Health Services Research 12, no. 1 (2012): 320. https://doi.org/10.1186/1472-6963-12-320. Younis, Maha S. “Tears of Ishtar: Women’s Mental Health in Iraq.” The Lancet. Psychiatry 2, no. 2 (2015): 119–21. https://doi.org/10.1016/S2215-0366(14)00061-3. Younis, Maha S., and Deema Khunda. “Maha Sulaiman Younis: A Personal History of Psychiatry in Iraq through War and Conflict.” GLOBAL PSYCHIATRY ARCHIVES 3, no. 2 (2020): 113–18. https://doi.org/10.52095/gpa.2020.1355. Younis, Maha S., Riyadh K. Lafta, and Saba Dhiaa. “Faith Healers Are Taking over the Role of Psychiatrists in Iraq.” Qatar Medical Journal 2019, no. 3 (2020). https://doi.org/10.5339/qmj.2019.13. Younis, Maha Sulaiman, and Riyadh Khudhiar Lafta. “The Plight of Women in Iraq: Gender Disparity, Violence, and Mental Health.” International Journal of Social Psychiatry 67, no. 8 (2021): 977–83. https://doi.org/10.1177/00207640211003602. Zolezzi, Monica, Maha Alamri, Shahd Shaar, and Daniel Rainkie. “Stigma Associated with Mental Illness and Its Treatment in the Arab Culture: A Systematic Review.” International Journal of Social Psychiatry 64, no. 6 (2018): 597–609. https://doi.org/10.1177/0020764018789200. Zygmunt, Annette, Mark Olfson, Carol A. Boyer, and David Mechanic. “Interventions to Improve Medication Adherence in Schizophrenia.” American Journal of Psychiatry 159, no. 10 (2002): 1653–64. https://doi.org/10.1176/appi.ajp.159.10.1653.</w:t>
       </w:r>
     </w:p>
-    <w:p>
-      <w:r>
-        <w:br w:type="page"/>
-      </w:r>
-    </w:p>
-    <w:p>
-      <w:pPr>
-        <w:pStyle w:val="Heading1"/>
-        <w:ind w:firstLine="0"/>
-      </w:pPr>
-      <w:r>
-        <w:t>Primary adjusted OR forest plot</w:t>
-      </w:r>
-    </w:p>
-    <w:p>
-      <w:pPr>
-        <w:spacing w:line="360" w:lineRule="auto"/>
-        <w:ind w:firstLine="720"/>
-      </w:pPr>
-      <w:r>
-        <w:t>This chart is part of the survey analysis for *Psychiatric Medication Use and Public Acceptance in Iraq*.</w:t>
-      </w:r>
-    </w:p>
-    <w:p>
-      <w:pPr>
-        <w:jc w:val="center"/>
-      </w:pPr>
-      <w:r>
-        <w:drawing>
-          <wp:inline xmlns:a="http://schemas.openxmlformats.org/drawingml/2006/main" xmlns:pic="http://schemas.openxmlformats.org/drawingml/2006/picture">
-            <wp:extent cx="5760720" cy="3433156"/>
-            <wp:docPr id="7" name="Picture 7"/>
-            <wp:cNvGraphicFramePr>
-              <a:graphicFrameLocks noChangeAspect="1"/>
-            </wp:cNvGraphicFramePr>
-            <a:graphic>
-              <a:graphicData uri="http://schemas.openxmlformats.org/drawingml/2006/picture">
-                <pic:pic>
-                  <pic:nvPicPr>
-                    <pic:cNvPr id="0" name="03_primary_adjusted_or_forest.png"/>
-                    <pic:cNvPicPr/>
-                  </pic:nvPicPr>
-                  <pic:blipFill>
-                    <a:blip r:embed="rId12"/>
-                    <a:stretch>
-                      <a:fillRect/>
-                    </a:stretch>
-                  </pic:blipFill>
-                  <pic:spPr>
-                    <a:xfrm>
-                      <a:off x="0" y="0"/>
-                      <a:ext cx="5760720" cy="3433156"/>
-                    </a:xfrm>
-                    <a:prstGeom prst="rect"/>
-                  </pic:spPr>
-                </pic:pic>
-              </a:graphicData>
-            </a:graphic>
-          </wp:inline>
-        </w:drawing>
-      </w:r>
-    </w:p>
-    <w:p>
-      <w:pPr>
-        <w:spacing w:line="360" w:lineRule="auto"/>
-        <w:ind w:firstLine="720"/>
-      </w:pPr>
-      <w:r>
-        <w:t>**Caption:** Adjusted odds ratios with 95% confidence intervals for Block 3 predictors.</w:t>
-      </w:r>
-    </w:p>
-    <w:p>
-      <w:pPr>
-        <w:spacing w:line="360" w:lineRule="auto"/>
-        <w:ind w:firstLine="720"/>
-      </w:pPr>
-      <w:r>
-        <w:t>**Quick analysis:** 4 predictors are statistically significant at p&lt;0.05, with clear protective and risk-direction effects.</w:t>
-      </w:r>
-    </w:p>
-    <w:p>
-      <w:r>
-        <w:br w:type="page"/>
-      </w:r>
-    </w:p>
-    <w:p>
-      <w:pPr>
-        <w:pStyle w:val="Heading1"/>
-        <w:ind w:firstLine="0"/>
-      </w:pPr>
-      <w:r>
-        <w:t>Multinomial key predictor comparison</w:t>
-      </w:r>
-    </w:p>
-    <w:p>
-      <w:pPr>
-        <w:spacing w:line="360" w:lineRule="auto"/>
-        <w:ind w:firstLine="720"/>
-      </w:pPr>
-      <w:r>
-        <w:t>This chart is part of the survey analysis for *Psychiatric Medication Use and Public Acceptance in Iraq*.</w:t>
-      </w:r>
-    </w:p>
-    <w:p>
-      <w:pPr>
-        <w:jc w:val="center"/>
-      </w:pPr>
-      <w:r>
-        <w:drawing>
-          <wp:inline xmlns:a="http://schemas.openxmlformats.org/drawingml/2006/main" xmlns:pic="http://schemas.openxmlformats.org/drawingml/2006/picture">
-            <wp:extent cx="5760720" cy="3431217"/>
-            <wp:docPr id="8" name="Picture 8"/>
-            <wp:cNvGraphicFramePr>
-              <a:graphicFrameLocks noChangeAspect="1"/>
-            </wp:cNvGraphicFramePr>
-            <a:graphic>
-              <a:graphicData uri="http://schemas.openxmlformats.org/drawingml/2006/picture">
-                <pic:pic>
-                  <pic:nvPicPr>
-                    <pic:cNvPr id="0" name="08_multinomial_key_predictor_comparison.png"/>
-                    <pic:cNvPicPr/>
-                  </pic:nvPicPr>
-                  <pic:blipFill>
-                    <a:blip r:embed="rId13"/>
-                    <a:stretch>
-                      <a:fillRect/>
-                    </a:stretch>
-                  </pic:blipFill>
-                  <pic:spPr>
-                    <a:xfrm>
-                      <a:off x="0" y="0"/>
-                      <a:ext cx="5760720" cy="3431217"/>
-                    </a:xfrm>
-                    <a:prstGeom prst="rect"/>
-                  </pic:spPr>
-                </pic:pic>
-              </a:graphicData>
-            </a:graphic>
-          </wp:inline>
-        </w:drawing>
-      </w:r>
-    </w:p>
-    <w:p>
-      <w:pPr>
-        <w:spacing w:line="360" w:lineRule="auto"/>
-        <w:ind w:firstLine="720"/>
-      </w:pPr>
-      <w:r>
-        <w:t>**Caption:** Side-by-side RRR values for key predictors across Yes and Not sure outcomes.</w:t>
-      </w:r>
-    </w:p>
-    <w:p>
-      <w:pPr>
-        <w:spacing w:line="360" w:lineRule="auto"/>
-        <w:ind w:firstLine="720"/>
-      </w:pPr>
-      <w:r>
-        <w:t>**Quick analysis:** Q13 shows a larger relative risk ratio for Yes responses, whereas Q11 and Q12 have relative risk ratios closer to 1.0 in the Not sure equation.</w:t>
-      </w:r>
-    </w:p>
-    <w:p>
-      <w:r>
-        <w:br w:type="page"/>
-      </w:r>
-    </w:p>
-    <w:p>
-      <w:pPr>
-        <w:pStyle w:val="Heading1"/>
-        <w:ind w:firstLine="0"/>
-      </w:pPr>
-      <w:r>
-        <w:t>Profile means heatmap</w:t>
-      </w:r>
-    </w:p>
-    <w:p>
-      <w:pPr>
-        <w:spacing w:line="360" w:lineRule="auto"/>
-        <w:ind w:firstLine="720"/>
-      </w:pPr>
-      <w:r>
-        <w:t>This chart is part of the survey analysis for *Psychiatric Medication Use and Public Acceptance in Iraq*.</w:t>
-      </w:r>
-    </w:p>
-    <w:p>
-      <w:pPr>
-        <w:jc w:val="center"/>
-      </w:pPr>
-      <w:r>
-        <w:drawing>
-          <wp:inline xmlns:a="http://schemas.openxmlformats.org/drawingml/2006/main" xmlns:pic="http://schemas.openxmlformats.org/drawingml/2006/picture">
-            <wp:extent cx="5760720" cy="3682947"/>
-            <wp:docPr id="9" name="Picture 9"/>
-            <wp:cNvGraphicFramePr>
-              <a:graphicFrameLocks noChangeAspect="1"/>
-            </wp:cNvGraphicFramePr>
-            <a:graphic>
-              <a:graphicData uri="http://schemas.openxmlformats.org/drawingml/2006/picture">
-                <pic:pic>
-                  <pic:nvPicPr>
-                    <pic:cNvPr id="0" name="14_profile_means_heatmap.png"/>
-                    <pic:cNvPicPr/>
-                  </pic:nvPicPr>
-                  <pic:blipFill>
-                    <a:blip r:embed="rId14"/>
-                    <a:stretch>
-                      <a:fillRect/>
-                    </a:stretch>
-                  </pic:blipFill>
-                  <pic:spPr>
-                    <a:xfrm>
-                      <a:off x="0" y="0"/>
-                      <a:ext cx="5760720" cy="3682947"/>
-                    </a:xfrm>
-                    <a:prstGeom prst="rect"/>
-                  </pic:spPr>
-                </pic:pic>
-              </a:graphicData>
-            </a:graphic>
-          </wp:inline>
-        </w:drawing>
-      </w:r>
-    </w:p>
-    <w:p>
-      <w:pPr>
-        <w:spacing w:line="360" w:lineRule="auto"/>
-        <w:ind w:firstLine="720"/>
-      </w:pPr>
-      <w:r>
-        <w:t>**Caption:** Heatmap of profile-level means across Q11, Q12, and Q13.</w:t>
-      </w:r>
-    </w:p>
-    <w:p>
-      <w:pPr>
-        <w:spacing w:line="360" w:lineRule="auto"/>
-        <w:ind w:firstLine="720"/>
-      </w:pPr>
-      <w:r>
-        <w:t>**Quick analysis:** Profiles show distinct belief combinations, especially around confidence in newer medications (Q13).</w:t>
-      </w:r>
-    </w:p>
-    <w:p>
-      <w:r>
-        <w:br w:type="page"/>
-      </w:r>
-    </w:p>
-    <w:p>
-      <w:pPr>
-        <w:pStyle w:val="Heading1"/>
-        <w:ind w:firstLine="0"/>
-      </w:pPr>
-      <w:r>
-        <w:t>Diverging Likert chart (Q11–Q13)</w:t>
-      </w:r>
-    </w:p>
-    <w:p>
-      <w:pPr>
-        <w:spacing w:line="360" w:lineRule="auto"/>
-        <w:ind w:firstLine="720"/>
-      </w:pPr>
-      <w:r>
-        <w:t>This chart is part of the survey analysis for *Psychiatric Medication Use and Public Acceptance in Iraq*.</w:t>
-      </w:r>
-    </w:p>
-    <w:p>
-      <w:pPr>
-        <w:jc w:val="center"/>
-      </w:pPr>
-      <w:r>
-        <w:drawing>
-          <wp:inline xmlns:a="http://schemas.openxmlformats.org/drawingml/2006/main" xmlns:pic="http://schemas.openxmlformats.org/drawingml/2006/picture">
-            <wp:extent cx="5760720" cy="3433156"/>
-            <wp:docPr id="10" name="Picture 10"/>
-            <wp:cNvGraphicFramePr>
-              <a:graphicFrameLocks noChangeAspect="1"/>
-            </wp:cNvGraphicFramePr>
-            <a:graphic>
-              <a:graphicData uri="http://schemas.openxmlformats.org/drawingml/2006/picture">
-                <pic:pic>
-                  <pic:nvPicPr>
-                    <pic:cNvPr id="0" name="19_likert_diverging_q11_q13.png"/>
-                    <pic:cNvPicPr/>
-                  </pic:nvPicPr>
-                  <pic:blipFill>
-                    <a:blip r:embed="rId11"/>
-                    <a:stretch>
-                      <a:fillRect/>
-                    </a:stretch>
-                  </pic:blipFill>
-                  <pic:spPr>
-                    <a:xfrm>
-                      <a:off x="0" y="0"/>
-                      <a:ext cx="5760720" cy="3433156"/>
-                    </a:xfrm>
-                    <a:prstGeom prst="rect"/>
-                  </pic:spPr>
-                </pic:pic>
-              </a:graphicData>
-            </a:graphic>
-          </wp:inline>
-        </w:drawing>
-      </w:r>
-    </w:p>
-    <w:p>
-      <w:pPr>
-        <w:spacing w:line="360" w:lineRule="auto"/>
-        <w:ind w:firstLine="720"/>
-      </w:pPr>
-      <w:r>
-        <w:t>**Caption:** Disagree/Neutral/Agree percentages for Q11, Q12, and Q13.</w:t>
-      </w:r>
-    </w:p>
-    <w:p>
-      <w:pPr>
-        <w:spacing w:line="360" w:lineRule="auto"/>
-        <w:ind w:firstLine="720"/>
-      </w:pPr>
-      <w:r>
-        <w:t>**Quick analysis:** Q11 and Q12 lean toward agreement with concern-focused statements, while Q13 shows stronger positive confidence in newer medications.</w:t>
-      </w:r>
-    </w:p>
-    <w:p>
-      <w:r>
-        <w:br w:type="page"/>
-      </w:r>
-    </w:p>
-    <w:p>
-      <w:pPr>
-        <w:pStyle w:val="Heading1"/>
-        <w:ind w:firstLine="0"/>
-      </w:pPr>
-      <w:r>
-        <w:t>Donut charts for main questions</w:t>
-      </w:r>
-    </w:p>
-    <w:p>
-      <w:pPr>
-        <w:spacing w:line="360" w:lineRule="auto"/>
-        <w:ind w:firstLine="720"/>
-      </w:pPr>
-      <w:r>
-        <w:t>This chart is part of the survey analysis for *Psychiatric Medication Use and Public Acceptance in Iraq*.</w:t>
-      </w:r>
-    </w:p>
-    <w:p>
-      <w:pPr>
-        <w:jc w:val="center"/>
-      </w:pPr>
-      <w:r>
-        <w:drawing>
-          <wp:inline xmlns:a="http://schemas.openxmlformats.org/drawingml/2006/main" xmlns:pic="http://schemas.openxmlformats.org/drawingml/2006/picture">
-            <wp:extent cx="5760720" cy="3478724"/>
-            <wp:docPr id="11" name="Picture 11"/>
-            <wp:cNvGraphicFramePr>
-              <a:graphicFrameLocks noChangeAspect="1"/>
-            </wp:cNvGraphicFramePr>
-            <a:graphic>
-              <a:graphicData uri="http://schemas.openxmlformats.org/drawingml/2006/picture">
-                <pic:pic>
-                  <pic:nvPicPr>
-                    <pic:cNvPr id="0" name="27_donut_main_questions.png"/>
-                    <pic:cNvPicPr/>
-                  </pic:nvPicPr>
-                  <pic:blipFill>
-                    <a:blip r:embed="rId9"/>
-                    <a:stretch>
-                      <a:fillRect/>
-                    </a:stretch>
-                  </pic:blipFill>
-                  <pic:spPr>
-                    <a:xfrm>
-                      <a:off x="0" y="0"/>
-                      <a:ext cx="5760720" cy="3478724"/>
-                    </a:xfrm>
-                    <a:prstGeom prst="rect"/>
-                  </pic:spPr>
-                </pic:pic>
-              </a:graphicData>
-            </a:graphic>
-          </wp:inline>
-        </w:drawing>
-      </w:r>
-    </w:p>
-    <w:p>
-      <w:pPr>
-        <w:spacing w:line="360" w:lineRule="auto"/>
-        <w:ind w:firstLine="720"/>
-      </w:pPr>
-      <w:r>
-        <w:t>**Caption:** Donut infographic view for safety, acceptability, and recommendation responses.</w:t>
-      </w:r>
-    </w:p>
-    <w:p>
-      <w:pPr>
-        <w:spacing w:line="360" w:lineRule="auto"/>
-        <w:ind w:firstLine="720"/>
-      </w:pPr>
-      <w:r>
-        <w:t>**Quick analysis:** This compact format gives a quick social-media-style snapshot of the three core public opinion outcomes.</w:t>
-      </w:r>
-    </w:p>
-    <w:p>
-      <w:r>
-        <w:br w:type="page"/>
-      </w:r>
-    </w:p>
-    <w:p>
-      <w:pPr>
-        <w:pStyle w:val="Heading1"/>
-        <w:ind w:firstLine="0"/>
-      </w:pPr>
-      <w:r>
-        <w:t>Gender breakdown of recommendation opinions</w:t>
-      </w:r>
-    </w:p>
-    <w:p>
-      <w:pPr>
-        <w:spacing w:line="360" w:lineRule="auto"/>
-        <w:ind w:firstLine="720"/>
-      </w:pPr>
-      <w:r>
-        <w:t>This chart is part of the survey analysis for *Psychiatric Medication Use and Public Acceptance in Iraq*.</w:t>
-      </w:r>
-    </w:p>
-    <w:p>
-      <w:pPr>
-        <w:jc w:val="center"/>
-      </w:pPr>
-      <w:r>
-        <w:drawing>
-          <wp:inline xmlns:a="http://schemas.openxmlformats.org/drawingml/2006/main" xmlns:pic="http://schemas.openxmlformats.org/drawingml/2006/picture">
-            <wp:extent cx="5760720" cy="3431217"/>
-            <wp:docPr id="12" name="Picture 12"/>
-            <wp:cNvGraphicFramePr>
-              <a:graphicFrameLocks noChangeAspect="1"/>
-            </wp:cNvGraphicFramePr>
-            <a:graphic>
-              <a:graphicData uri="http://schemas.openxmlformats.org/drawingml/2006/picture">
-                <pic:pic>
-                  <pic:nvPicPr>
-                    <pic:cNvPr id="0" name="31_gender_recommendation_breakdown.png"/>
-                    <pic:cNvPicPr/>
-                  </pic:nvPicPr>
-                  <pic:blipFill>
-                    <a:blip r:embed="rId10"/>
-                    <a:stretch>
-                      <a:fillRect/>
-                    </a:stretch>
-                  </pic:blipFill>
-                  <pic:spPr>
-                    <a:xfrm>
-                      <a:off x="0" y="0"/>
-                      <a:ext cx="5760720" cy="3431217"/>
-                    </a:xfrm>
-                    <a:prstGeom prst="rect"/>
-                  </pic:spPr>
-                </pic:pic>
-              </a:graphicData>
-            </a:graphic>
-          </wp:inline>
-        </w:drawing>
-      </w:r>
-    </w:p>
-    <w:p>
-      <w:pPr>
-        <w:spacing w:line="360" w:lineRule="auto"/>
-        <w:ind w:firstLine="720"/>
-      </w:pPr>
-      <w:r>
-        <w:t>**Caption:** Within-gender distribution of Yes/Not sure/No responses for recommendation.</w:t>
-      </w:r>
-    </w:p>
-    <w:p>
-      <w:pPr>
-        <w:spacing w:line="360" w:lineRule="auto"/>
-        <w:ind w:firstLine="720"/>
-      </w:pPr>
-      <w:r>
-        <w:t>**Quick analysis:** The side-by-side format highlights how recommendation sentiment differs between women and men.</w:t>
-      </w:r>
-    </w:p>
     <w:sectPr>
       <w:pgSz w:w="12240" w:h="15840"/>
-      <w:pgMar w:top="1134" w:right="1134" w:bottom="1134" w:left="1701" w:header="720" w:footer="720" w:gutter="0"/>
+      <w:pgMar w:top="850" w:right="850" w:bottom="850" w:left="850" w:header="720" w:footer="720" w:gutter="0"/>
       <w:cols w:space="720"/>
       <w:docGrid w:linePitch="360"/>
     </w:sectPr>
